--- a/Docs/business/Circuvent-New-Joiner-Handbook.docx
+++ b/Docs/business/Circuvent-New-Joiner-Handbook.docx
@@ -73,7 +73,7 @@
           <w:color w:val="334155"/>
           <w:sz w:val="21"/>
         </w:rPr>
-        <w:t>You have joined a company that builds connected hardware end to end — 21 products, 25 board designs and 22 firmware device types, all of it ours. This handbook covers the company, the product and how we work. It does not cover setting up your development environment.</w:t>
+        <w:t>You have joined a company that builds connected hardware end to end — 21 products, 25 board designs and 23 firmware device types, all of it ours. This handbook covers the company, the product and how we work. It does not cover setting up your development environment.</w:t>
       </w:r>
     </w:p>
     <w:tbl>

--- a/Docs/business/Circuvent-New-Joiner-Handbook.docx
+++ b/Docs/business/Circuvent-New-Joiner-Handbook.docx
@@ -73,7 +73,7 @@
           <w:color w:val="334155"/>
           <w:sz w:val="21"/>
         </w:rPr>
-        <w:t>You have joined a company that builds connected hardware end to end — 21 products, 25 board designs and 23 firmware device types, all of it ours. This handbook covers the company, the product and how we work. It does not cover setting up your development environment.</w:t>
+        <w:t>You have joined a company that builds connected hardware end to end — 22 products, 25 board designs and 24 firmware device types, all of it ours. This handbook covers the company, the product and how we work. It does not cover setting up your development environment.</w:t>
       </w:r>
     </w:p>
     <w:tbl>
@@ -264,7 +264,7 @@
                 <w:color w:val="334155"/>
                 <w:sz w:val="19"/>
               </w:rPr>
-              <w:t>7</w:t>
+              <w:t>8</w:t>
             </w:r>
           </w:p>
         </w:tc>
@@ -1546,7 +1546,7 @@
       </w:rPr>
       <w:t>Circuvent Technologies  ·  circuvent.com  ·  contact@circuvent.com  ·  +91 765 999 333 1</w:t>
       <w:br/>
-      <w:t>Generated 2026-08-13 from the live product catalogue</w:t>
+      <w:t>Generated 2026-08-15 from the live product catalogue</w:t>
     </w:r>
   </w:p>
 </w:ftr>
